--- a/doc/mục tiêu 1 phút.docx
+++ b/doc/mục tiêu 1 phút.docx
@@ -114,7 +114,7 @@
     <w:p>
       <w:r>
         <w:pict w14:anchorId="0CCABE93">
-          <v:rect id="_x0000_i1136" style="width:0;height:1.5pt" o:hralign="center" o:hrstd="t" o:hr="t" fillcolor="#a0a0a0" stroked="f"/>
+          <v:rect id="_x0000_i1025" style="width:0;height:1.5pt" o:hralign="center" o:hrstd="t" o:hr="t" fillcolor="#a0a0a0" stroked="f"/>
         </w:pict>
       </w:r>
     </w:p>
@@ -168,7 +168,7 @@
     <w:p>
       <w:r>
         <w:pict w14:anchorId="58FDC60C">
-          <v:rect id="_x0000_i1137" style="width:0;height:1.5pt" o:hralign="center" o:hrstd="t" o:hr="t" fillcolor="#a0a0a0" stroked="f"/>
+          <v:rect id="_x0000_i1026" style="width:0;height:1.5pt" o:hralign="center" o:hrstd="t" o:hr="t" fillcolor="#a0a0a0" stroked="f"/>
         </w:pict>
       </w:r>
     </w:p>
@@ -225,7 +225,7 @@
           <w:b/>
           <w:bCs/>
         </w:rPr>
-        <w:t>feature_engineering</w:t>
+        <w:t>engineering</w:t>
       </w:r>
       <w:r>
         <w:t xml:space="preserve"> – sinh chỉ báo kỹ thuật &amp; đặc trưng thời gian.</w:t>
@@ -246,7 +246,7 @@
         <w:t>labeling</w:t>
       </w:r>
       <w:r>
-        <w:t xml:space="preserve"> – tạo nhãn buy/sell windows theo quy tắc low→high.</w:t>
+        <w:t xml:space="preserve"> – tạo nhãn buy/sell windows.</w:t>
       </w:r>
     </w:p>
     <w:p>
@@ -282,67 +282,11 @@
         <w:t>forecast</w:t>
       </w:r>
       <w:r>
-        <w:t xml:space="preserve"> – dự đoán cho 2025–2027.</w:t>
-      </w:r>
-    </w:p>
-    <w:p>
-      <w:pPr>
-        <w:numPr>
-          <w:ilvl w:val="0"/>
-          <w:numId w:val="25"/>
-        </w:numPr>
-      </w:pPr>
-      <w:r>
-        <w:rPr>
-          <w:b/>
-          <w:bCs/>
-        </w:rPr>
-        <w:t>fusion</w:t>
+        <w:t xml:space="preserve"> – dự đoán cho 2025–2027</w:t>
       </w:r>
       <w:r>
-        <w:t xml:space="preserve"> – hợp nhất 1h/1d/1M thành kết quả tổng thể.</w:t>
-      </w:r>
-    </w:p>
-    <w:p>
-      <w:pPr>
-        <w:numPr>
-          <w:ilvl w:val="0"/>
-          <w:numId w:val="25"/>
-        </w:numPr>
-      </w:pPr>
-      <w:r>
-        <w:rPr>
-          <w:b/>
-          <w:bCs/>
-        </w:rPr>
-        <w:t>backtest</w:t>
-      </w:r>
-      <w:r>
-        <w:t xml:space="preserve"> – mô phỏng chiến lược, tính P&amp;L, Sharpe, leadtime.</w:t>
-      </w:r>
-    </w:p>
-    <w:p>
-      <w:pPr>
-        <w:numPr>
-          <w:ilvl w:val="0"/>
-          <w:numId w:val="25"/>
-        </w:numPr>
-      </w:pPr>
-      <w:r>
-        <w:rPr>
-          <w:b/>
-          <w:bCs/>
-        </w:rPr>
-        <w:t>explain</w:t>
-      </w:r>
-      <w:r>
-        <w:t xml:space="preserve"> – sinh ghi chú giải thích model output.</w:t>
-      </w:r>
-    </w:p>
-    <w:p>
-      <w:r>
         <w:pict w14:anchorId="1AA3A07D">
-          <v:rect id="_x0000_i1138" style="width:0;height:1.5pt" o:hralign="center" o:hrstd="t" o:hr="t" fillcolor="#a0a0a0" stroked="f"/>
+          <v:rect id="_x0000_i1027" style="width:0;height:1.5pt" o:hralign="center" o:hrstd="t" o:hr="t" fillcolor="#a0a0a0" stroked="f"/>
         </w:pict>
       </w:r>
     </w:p>
@@ -371,13 +315,13 @@
     </w:p>
     <w:p>
       <w:r>
-        <w:t>data → feature_engineering → labeling → learning → forecast → fusion → backtest → explain</w:t>
+        <w:t>data → feature_engineering → labeling → learning → forecast</w:t>
       </w:r>
     </w:p>
     <w:p>
       <w:r>
         <w:pict w14:anchorId="1250A4FE">
-          <v:rect id="_x0000_i1139" style="width:0;height:1.5pt" o:hralign="center" o:hrstd="t" o:hr="t" fillcolor="#a0a0a0" stroked="f"/>
+          <v:rect id="_x0000_i1028" style="width:0;height:1.5pt" o:hralign="center" o:hrstd="t" o:hr="t" fillcolor="#a0a0a0" stroked="f"/>
         </w:pict>
       </w:r>
     </w:p>
@@ -4830,6 +4774,7 @@
   <w:style w:type="character" w:default="1" w:styleId="Phngmcinhcuaoanvn">
     <w:name w:val="Default Paragraph Font"/>
     <w:uiPriority w:val="1"/>
+    <w:semiHidden/>
     <w:unhideWhenUsed/>
   </w:style>
   <w:style w:type="table" w:default="1" w:styleId="BangThngthng">
